--- a/laravel-app/database/data/internship/handbooks/cloud_computing/Beyond_Cloud_Internship_Day_180_Student_Handbook.docx
+++ b/laravel-app/database/data/internship/handbooks/cloud_computing/Beyond_Cloud_Internship_Day_180_Student_Handbook.docx
@@ -38,7 +38,7 @@
           <w:color w:val="1E293B"/>
           <w:sz w:val="28"/>
         </w:rPr>
-        <w:t>Capstone Cloud Deployment</w:t>
+        <w:t>Final Defense, Portfolio, Handover, and Career Plan</w:t>
       </w:r>
     </w:p>
     <w:p>
@@ -50,7 +50,7 @@
           <w:b w:val="0"/>
           <w:sz w:val="22"/>
         </w:rPr>
-        <w:t>Assessment and reflection. Full student study guide and practical laboratory manual for Beyond Enterprise interns.</w:t>
+        <w:t>Assessment and presentation. Full student study guide and practical laboratory manual for Beyond Enterprise interns.</w:t>
       </w:r>
     </w:p>
     <w:tbl>
@@ -141,7 +141,7 @@
               <w:rPr>
                 <w:sz w:val="18"/>
               </w:rPr>
-              <w:t>Assessment and reflection</w:t>
+              <w:t>Assessment and presentation</w:t>
             </w:r>
           </w:p>
         </w:tc>
@@ -154,7 +154,7 @@
               <w:rPr>
                 <w:sz w:val="18"/>
               </w:rPr>
-              <w:t>advanced</w:t>
+              <w:t>capstone</w:t>
             </w:r>
           </w:p>
         </w:tc>
@@ -167,7 +167,7 @@
               <w:rPr>
                 <w:sz w:val="18"/>
               </w:rPr>
-              <w:t>8 hours</w:t>
+              <w:t>8.0 hours</w:t>
             </w:r>
           </w:p>
         </w:tc>
@@ -180,7 +180,7 @@
               <w:rPr>
                 <w:sz w:val="18"/>
               </w:rPr>
-              <w:t>VirtualBox, Docker, GitHub, free tiers or local cloud emulators</w:t>
+              <w:t>Git, Docker, Terraform/OpenTofu, Ansible, Kubernetes local cluster, CI/CD and observabilit</w:t>
             </w:r>
           </w:p>
         </w:tc>
@@ -198,7 +198,7 @@
           <w:color w:val="0B3F90"/>
           <w:sz w:val="20"/>
         </w:rPr>
-        <w:t>Day 180 objective  Complete the assessment and reflection for Capstone Cloud Deployment: Apply capstone cloud deployment safely and explain the result in a professional technical report.</w:t>
+        <w:t>Day 180 objective  Complete the assessment and presentation for Final Defense, Portfolio, Handover, and Career Plan: Defend the solution, destroy chargeable resources, hand over documentation, and plan certification/career steps.</w:t>
       </w:r>
     </w:p>
     <w:p>
@@ -270,7 +270,7 @@
           <w:b w:val="0"/>
           <w:sz w:val="22"/>
         </w:rPr>
-        <w:t>Submit: Final artifact, demonstration evidence, 150-300 word reflection, and self-score against the rubric..</w:t>
+        <w:t>Submit: Assessment demonstration, reproducible project package, architecture/security/cost evidence, verified cleanup, and technical report..</w:t>
       </w:r>
     </w:p>
     <w:p>
@@ -619,7 +619,7 @@
           <w:b w:val="0"/>
           <w:sz w:val="20"/>
         </w:rPr>
-        <w:t>Curriculum objective (source of truth): Apply capstone cloud deployment safely and explain the result in a professional technical report.</w:t>
+        <w:t>Curriculum objective (source of truth): Defend the solution, destroy chargeable resources, hand over documentation, and plan certification/career steps.</w:t>
       </w:r>
     </w:p>
     <w:p>
@@ -631,7 +631,7 @@
           <w:b w:val="0"/>
           <w:sz w:val="22"/>
         </w:rPr>
-        <w:t>Explain Capstone Cloud Deployment to a supervisor in under two minutes.</w:t>
+        <w:t>Explain Final Defense, Portfolio, Handover, and Career Plan to a supervisor in under two minutes.</w:t>
       </w:r>
     </w:p>
     <w:p>
@@ -643,7 +643,7 @@
           <w:b w:val="0"/>
           <w:sz w:val="22"/>
         </w:rPr>
-        <w:t>Configure or verify the approved tools required for Capstone Cloud Deployment.</w:t>
+        <w:t>Configure or verify the approved tools required for Final Defense, Portfolio, Handover, and Career Plan.</w:t>
       </w:r>
     </w:p>
     <w:p>
@@ -655,7 +655,7 @@
           <w:b w:val="0"/>
           <w:sz w:val="22"/>
         </w:rPr>
-        <w:t>Implement or perform the assessment and reflection practical for this topic.</w:t>
+        <w:t>Implement or perform the assessment and presentation practical for this topic.</w:t>
       </w:r>
     </w:p>
     <w:p>
@@ -711,7 +711,7 @@
           <w:b w:val="0"/>
           <w:sz w:val="22"/>
         </w:rPr>
-        <w:t>Define the professional meaning of “Capstone Cloud Deployment” before you use tools. Do not split the title into meaningless words. Connect each concept to today's practical action.</w:t>
+        <w:t>Define the professional meaning of “Final Defense, Portfolio, Handover, and Career Plan” before you use tools. Do not split the title into meaningless words. Connect each concept to today's practical action.</w:t>
       </w:r>
     </w:p>
     <w:tbl>
@@ -819,7 +819,7 @@
               <w:rPr>
                 <w:sz w:val="18"/>
               </w:rPr>
-              <w:t>Shared responsibility</w:t>
+              <w:t>Core topic skill</w:t>
             </w:r>
           </w:p>
         </w:tc>
@@ -832,7 +832,7 @@
               <w:rPr>
                 <w:sz w:val="18"/>
               </w:rPr>
-              <w:t>What you secure vs what the provider secures</w:t>
+              <w:t>Professional practice for Final Defense, Portfolio, Handover, and Career Plan</w:t>
             </w:r>
           </w:p>
         </w:tc>
@@ -845,7 +845,7 @@
               <w:rPr>
                 <w:sz w:val="18"/>
               </w:rPr>
-              <w:t>List responsibilities for today's service</w:t>
+              <w:t>Complete today's practical objective</w:t>
             </w:r>
           </w:p>
         </w:tc>
@@ -858,7 +858,7 @@
               <w:rPr>
                 <w:sz w:val="18"/>
               </w:rPr>
-              <w:t>Assuming the cloud is ‘safe by default’</w:t>
+              <w:t>Shallow buzzword-only work</w:t>
             </w:r>
           </w:p>
         </w:tc>
@@ -871,7 +871,7 @@
               <w:rPr>
                 <w:sz w:val="18"/>
               </w:rPr>
-              <w:t>Checklist in report</w:t>
+              <w:t>Demonstrate with evidence</w:t>
             </w:r>
           </w:p>
         </w:tc>
@@ -886,7 +886,7 @@
               <w:rPr>
                 <w:sz w:val="18"/>
               </w:rPr>
-              <w:t>Cost control</w:t>
+              <w:t>Tool discipline</w:t>
             </w:r>
           </w:p>
         </w:tc>
@@ -899,7 +899,7 @@
               <w:rPr>
                 <w:sz w:val="18"/>
               </w:rPr>
-              <w:t>Free-tier/billing limits</w:t>
+              <w:t>Use only approved tools/versions</w:t>
             </w:r>
           </w:p>
         </w:tc>
@@ -912,7 +912,7 @@
               <w:rPr>
                 <w:sz w:val="18"/>
               </w:rPr>
-              <w:t>Set alerts; destroy unused resources</w:t>
+              <w:t>Verify tools before lab</w:t>
             </w:r>
           </w:p>
         </w:tc>
@@ -925,7 +925,7 @@
               <w:rPr>
                 <w:sz w:val="18"/>
               </w:rPr>
-              <w:t>Forgotten running VMs</w:t>
+              <w:t>Unapproved downloads</w:t>
             </w:r>
           </w:p>
         </w:tc>
@@ -938,7 +938,7 @@
               <w:rPr>
                 <w:sz w:val="18"/>
               </w:rPr>
-              <w:t>End-of-day teardown evidence</w:t>
+              <w:t>Official sources only</w:t>
             </w:r>
           </w:p>
         </w:tc>
@@ -953,7 +953,7 @@
               <w:rPr>
                 <w:sz w:val="18"/>
               </w:rPr>
-              <w:t>Secrets handling</w:t>
+              <w:t>Professional documentation</w:t>
             </w:r>
           </w:p>
         </w:tc>
@@ -966,7 +966,7 @@
               <w:rPr>
                 <w:sz w:val="18"/>
               </w:rPr>
-              <w:t>Keys never in git or screenshots</w:t>
+              <w:t>Clear enough for handover</w:t>
             </w:r>
           </w:p>
         </w:tc>
@@ -979,7 +979,7 @@
               <w:rPr>
                 <w:sz w:val="18"/>
               </w:rPr>
-              <w:t>Use placeholders / env files</w:t>
+              <w:t>Write procedure + results</w:t>
             </w:r>
           </w:p>
         </w:tc>
@@ -992,7 +992,7 @@
               <w:rPr>
                 <w:sz w:val="18"/>
               </w:rPr>
-              <w:t>Leaked tokens</w:t>
+              <w:t>Undocumented changes</w:t>
             </w:r>
           </w:p>
         </w:tc>
@@ -1005,7 +1005,7 @@
               <w:rPr>
                 <w:sz w:val="18"/>
               </w:rPr>
-              <w:t>Secret scan of submission folder</w:t>
+              <w:t>README + report template</w:t>
             </w:r>
           </w:p>
         </w:tc>
@@ -1266,7 +1266,7 @@
           <w:b w:val="0"/>
           <w:sz w:val="22"/>
         </w:rPr>
-        <w:t>Tools available: VirtualBox, Docker, GitHub, free tiers or local cloud emulators.</w:t>
+        <w:t>Tools available: Git, Docker, Terraform/OpenTofu, Ansible, Kubernetes local cluster, CI/CD and observability tools.</w:t>
       </w:r>
     </w:p>
     <w:p>
@@ -1381,7 +1381,7 @@
               <w:rPr>
                 <w:sz w:val="18"/>
               </w:rPr>
-              <w:t>VirtualBox, Docker, GitHub, free tiers or local cloud emulators</w:t>
+              <w:t>Git, Docker, Terraform/OpenTofu, Ansible, Kubernetes local cluster, CI/CD and observability tools</w:t>
             </w:r>
           </w:p>
         </w:tc>
@@ -1463,7 +1463,7 @@
           <w:b w:val="0"/>
           <w:sz w:val="18"/>
         </w:rPr>
-        <w:t>└── Day_180_Capstone_Cloud_Deployment/</w:t>
+        <w:t>└── Day_180_Final_Defense_Portfolio_Handover_and_Career_Plan/</w:t>
       </w:r>
     </w:p>
     <w:p>
@@ -1616,7 +1616,7 @@
           <w:b w:val="0"/>
           <w:sz w:val="18"/>
         </w:rPr>
-        <w:t>mkdir Beyond_Cloud_Internship\Day_180_Capstone_Cloud_Deployment\evidence, Beyond_Cloud_Internship\Day_180_Capstone_Cloud_Deployment\notebooks, Beyond_Cloud_Internship\Day_180_Capstone_Cloud_Deployment\src, Beyond_Cloud_Internship\Day_180_Capstone_Cloud_Deployment\data, Beyond_Cloud_Internship\Day_180_Capstone_Cloud_Deployment\output, Beyond_Cloud_Internship\Day_180_Capstone_Cloud_Deployment\report -Force</w:t>
+        <w:t>mkdir Beyond_Cloud_Internship\Day_180_Final_Defense_Portfolio_Handover_and_Career_Plan\evidence, Beyond_Cloud_Internship\Day_180_Final_Defense_Portfolio_Handover_and_Career_Plan\notebooks, Beyond_Cloud_Internship\Day_180_Final_Defense_Portfolio_Handover_and_Career_Plan\src, Beyond_Cloud_Internship\Day_180_Final_Defense_Portfolio_Handover_and_Career_Plan\data, Beyond_Cloud_Internship\Day_180_Final_Defense_Portfolio_Handover_and_Career_Plan\output, Beyond_Cloud_Internship\Day_180_Final_Defense_Portfolio_Handover_and_Career_Plan\report -Force</w:t>
       </w:r>
     </w:p>
     <w:p/>
@@ -1657,7 +1657,7 @@
           <w:b w:val="0"/>
           <w:sz w:val="18"/>
         </w:rPr>
-        <w:t>mkdir -p Beyond_Cloud_Internship/Day_180_Capstone_Cloud_Deployment/{evidence,notebooks,src,data,output,report}</w:t>
+        <w:t>mkdir -p Beyond_Cloud_Internship/Day_180_Final_Defense_Portfolio_Handover_and_Career_Plan/{evidence,notebooks,src,data,output,report}</w:t>
       </w:r>
     </w:p>
     <w:p/>
@@ -1773,7 +1773,7 @@
           <w:color w:val="0B3F90"/>
           <w:sz w:val="24"/>
         </w:rPr>
-        <w:t>Assessment and reflection: Capstone Cloud Deployment</w:t>
+        <w:t>Assessment and presentation: Final Defense, Portfolio, Handover, and Career Plan</w:t>
       </w:r>
     </w:p>
     <w:p>
@@ -1797,7 +1797,7 @@
           <w:b w:val="0"/>
           <w:sz w:val="20"/>
         </w:rPr>
-        <w:t>• Complete the practical assessment for capstone cloud deployment, demonstrate the result, and explain decisions in your own words.</w:t>
+        <w:t>• Review Day 179 prerequisites and read the complete Day 180 objective before changing any lab resource.</w:t>
       </w:r>
     </w:p>
     <w:p>
@@ -1809,7 +1809,7 @@
           <w:b w:val="0"/>
           <w:sz w:val="20"/>
         </w:rPr>
-        <w:t>• Work only in an authorized lab, VM or on equipment assigned by Beyond.</w:t>
+        <w:t>• Confirm written authorization, account/sandbox boundary, region, quota, budget alert, and cleanup responsibility before provisioning.</w:t>
       </w:r>
     </w:p>
     <w:p>
@@ -1821,7 +1821,79 @@
           <w:b w:val="0"/>
           <w:sz w:val="20"/>
         </w:rPr>
-        <w:t>• Keep time entries truthful and ask the supervisor before changing production equipment.</w:t>
+        <w:t>• Verify only the tools required today and record versions; prefer local emulators when provider access or free-tier status is uncertain.</w:t>
+      </w:r>
+    </w:p>
+    <w:p>
+      <w:pPr>
+        <w:spacing w:after="120"/>
+      </w:pPr>
+      <w:r>
+        <w:rPr>
+          <w:b w:val="0"/>
+          <w:sz w:val="20"/>
+        </w:rPr>
+        <w:t>• Create Day_180_final_defense_portfolio_handover_and_career_plan with evidence, config or src, output, and report folders. Prevent secrets and state files from entering version control.</w:t>
+      </w:r>
+    </w:p>
+    <w:p>
+      <w:pPr>
+        <w:spacing w:after="120"/>
+      </w:pPr>
+      <w:r>
+        <w:rPr>
+          <w:b w:val="0"/>
+          <w:sz w:val="20"/>
+        </w:rPr>
+        <w:t>• Complete the practical objective: Defend the solution, destroy chargeable resources, hand over documentation, and plan certification/career steps.</w:t>
+      </w:r>
+    </w:p>
+    <w:p>
+      <w:pPr>
+        <w:spacing w:after="120"/>
+      </w:pPr>
+      <w:r>
+        <w:rPr>
+          <w:b w:val="0"/>
+          <w:sz w:val="20"/>
+        </w:rPr>
+        <w:t>• Record commands/configuration, expected result, observed result, resource identifiers without secrets, cost/usage check, and any deviations.</w:t>
+      </w:r>
+    </w:p>
+    <w:p>
+      <w:pPr>
+        <w:spacing w:after="120"/>
+      </w:pPr>
+      <w:r>
+        <w:rPr>
+          <w:b w:val="0"/>
+          <w:sz w:val="20"/>
+        </w:rPr>
+        <w:t>• Verify independently using a second command, connectivity test, configuration diff, monitoring view, clean rerun, restore test, or peer review.</w:t>
+      </w:r>
+    </w:p>
+    <w:p>
+      <w:pPr>
+        <w:spacing w:after="120"/>
+      </w:pPr>
+      <w:r>
+        <w:rPr>
+          <w:b w:val="0"/>
+          <w:sz w:val="20"/>
+        </w:rPr>
+        <w:t>• Stop and remove only assigned disposable resources; verify deletion, released IPs/storage, stopped services, and current billing/usage dashboard where applicable.</w:t>
+      </w:r>
+    </w:p>
+    <w:p>
+      <w:pPr>
+        <w:spacing w:after="120"/>
+      </w:pPr>
+      <w:r>
+        <w:rPr>
+          <w:b w:val="0"/>
+          <w:sz w:val="20"/>
+        </w:rPr>
+        <w:t>• Package evidence and write a professional report covering architecture, security, cost, verification, troubleshooting, limitations, and AI/tool assistance.</w:t>
       </w:r>
     </w:p>
     <w:p>
@@ -1847,7 +1919,7 @@
           <w:b w:val="0"/>
           <w:sz w:val="18"/>
         </w:rPr>
-        <w:t># day_180_lab.py — Assessment and reflection: Capstone Cloud Deployment</w:t>
+        <w:t># day_180_lab.py — Assessment and presentation: Final Defense, Portfolio, Handover, and Career Plan</w:t>
       </w:r>
     </w:p>
     <w:p>
@@ -1889,7 +1961,7 @@
           <w:b w:val="0"/>
           <w:sz w:val="18"/>
         </w:rPr>
-        <w:t>"""Day 180 practical starter for Capstone Cloud Deployment.</w:t>
+        <w:t>"""Day 180 practical starter for Final Defense, Portfolio, Handover, and Career Plan.</w:t>
       </w:r>
     </w:p>
     <w:p>
@@ -2071,7 +2143,7 @@
           <w:b w:val="0"/>
           <w:sz w:val="18"/>
         </w:rPr>
-        <w:t xml:space="preserve">    print("Program topic:", 'Capstone Cloud Deployment')</w:t>
+        <w:t xml:space="preserve">    print("Program topic:", 'Final Defense, Portfolio, Handover, and Career Plan')</w:t>
       </w:r>
     </w:p>
     <w:p>
@@ -2085,7 +2157,7 @@
           <w:b w:val="0"/>
           <w:sz w:val="18"/>
         </w:rPr>
-        <w:t xml:space="preserve">    print("Day mode:", 'Assessment and reflection')</w:t>
+        <w:t xml:space="preserve">    print("Day mode:", 'Assessment and presentation')</w:t>
       </w:r>
     </w:p>
     <w:p>
@@ -5690,7 +5762,7 @@
           <w:b w:val="0"/>
           <w:sz w:val="22"/>
         </w:rPr>
-        <w:t>Objective addressed for Capstone Cloud Deployment</w:t>
+        <w:t>Objective addressed for Final Defense, Portfolio, Handover, and Career Plan</w:t>
       </w:r>
     </w:p>
     <w:p>
@@ -5702,7 +5774,7 @@
           <w:b w:val="0"/>
           <w:sz w:val="22"/>
         </w:rPr>
-        <w:t>Assessment and reflection practical completed</w:t>
+        <w:t>Assessment and presentation practical completed</w:t>
       </w:r>
     </w:p>
     <w:p>
@@ -5794,7 +5866,7 @@
           <w:b w:val="0"/>
           <w:sz w:val="22"/>
         </w:rPr>
-        <w:t>Matches: Final artifact, demonstration evidence, 150-300 word reflection, and self-score against the rubric.</w:t>
+        <w:t>Matches: Assessment demonstration, reproducible project package, architecture/security/cost evidence, verified cleanup, and technical report.</w:t>
       </w:r>
     </w:p>
     <w:p>
@@ -5826,7 +5898,7 @@
           <w:b w:val="0"/>
           <w:sz w:val="22"/>
         </w:rPr>
-        <w:t>Explain Capstone Cloud Deployment without reading.</w:t>
+        <w:t>Explain Final Defense, Portfolio, Handover, and Career Plan without reading.</w:t>
       </w:r>
     </w:p>
     <w:p>
@@ -5918,7 +5990,7 @@
           <w:b w:val="0"/>
           <w:sz w:val="22"/>
         </w:rPr>
-        <w:t>Today is Day 180 (Assessment and reflection) on Capstone Cloud Deployment. I worked only in the authorized Beyond cloud lab. I completed the practical objective, verified with a second check, and packaged evidence. Main risk: unauthorized or unsafe action; control: checklist + supervisor escalation. Limitation: classroom/lab scope only. Next: continue the topic cycle and keep documentation reproducible.</w:t>
+        <w:t>Today is Day 180 (Assessment and presentation) on Final Defense, Portfolio, Handover, and Career Plan. I worked only in the authorized Beyond cloud lab. I completed the practical objective, verified with a second check, and packaged evidence. Main risk: unauthorized or unsafe action; control: checklist + supervisor escalation. Limitation: classroom/lab scope only. Next: continue the topic cycle and keep documentation reproducible.</w:t>
       </w:r>
     </w:p>
     <w:p>
